--- a/deliverables/inland_transport_2026-10/docx/WHSOP_003_A06.docx
+++ b/deliverables/inland_transport_2026-10/docx/WHSOP_003_A06.docx
@@ -96,72 +96,56 @@
         <w:t xml:space="preserve">   —   Верзија | Version: DRAFT   ·   Датум на важност | Effective date: —</w:t>
       </w:r>
     </w:p>
-    <w:tbl>
-      <w:tblPr>
-        <w:tblLook w:firstColumn="1" w:firstRow="1" w:lastColumn="0" w:lastRow="0" w:noHBand="0" w:noVBand="1" w:val="04A0"/>
-        <w:tblLayout w:type="fixed"/>
-        <w:tblW w:type="dxa" w:w="10466"/>
-        <w:tblInd w:type="dxa" w:w="0"/>
+    <w:p>
+      <w:pPr>
+        <w:spacing w:before="0" w:after="0"/>
         <w:jc w:val="center"/>
-        <w:tblBorders>
-          <w:top w:val="single" w:sz="4" w:space="0" w:color="2B547E"/>
-          <w:left w:val="single" w:sz="4" w:space="0" w:color="2B547E"/>
-          <w:bottom w:val="single" w:sz="4" w:space="0" w:color="2B547E"/>
-          <w:right w:val="single" w:sz="4" w:space="0" w:color="2B547E"/>
-          <w:insideH w:val="single" w:sz="4" w:space="0" w:color="2B547E"/>
-          <w:insideV w:val="single" w:sz="4" w:space="0" w:color="2B547E"/>
-        </w:tblBorders>
-      </w:tblPr>
-      <w:tblGrid>
-        <w:gridCol w:w="10466"/>
-      </w:tblGrid>
-      <w:tr>
-        <w:tc>
-          <w:tcPr>
-            <w:shd w:val="clear" w:color="auto" w:fill="2B547E"/>
-            <w:vAlign w:val="center"/>
-            <w:tcW w:type="dxa" w:w="10466"/>
-          </w:tcPr>
-          <w:p>
-            <w:pPr>
-              <w:spacing w:before="20" w:after="20"/>
-              <w:jc w:val="center"/>
-            </w:pPr>
-            <w:r/>
-            <w:r>
-              <w:rPr>
-                <w:rFonts w:ascii="Calibri" w:hAnsi="Calibri"/>
-                <w:b/>
-                <w:i w:val="0"/>
-                <w:color w:val="FFFFFF"/>
-                <w:sz w:val="22"/>
-              </w:rPr>
-              <w:t>1 Примач на известувањето</w:t>
-            </w:r>
-            <w:r>
-              <w:rPr>
-                <w:rFonts w:ascii="Calibri" w:hAnsi="Calibri"/>
-                <w:b w:val="0"/>
-                <w:i w:val="0"/>
-                <w:color w:val="FFFFFF"/>
-                <w:sz w:val="18"/>
-              </w:rPr>
-              <w:t xml:space="preserve"> | </w:t>
-            </w:r>
-            <w:r>
-              <w:rPr>
-                <w:rFonts w:ascii="Calibri" w:hAnsi="Calibri"/>
-                <w:b w:val="0"/>
-                <w:i w:val="0"/>
-                <w:color w:val="FFFFFF"/>
-                <w:sz w:val="18"/>
-              </w:rPr>
-              <w:t>Addressee</w:t>
-            </w:r>
-          </w:p>
-        </w:tc>
-      </w:tr>
-    </w:tbl>
+        <w:keepNext/>
+        <w:pBdr>
+          <w:top w:val="single" w:sz="4" w:space="2" w:color="2B547E"/>
+          <w:left w:val="single" w:sz="4" w:space="4" w:color="2B547E"/>
+          <w:bottom w:val="single" w:sz="4" w:space="2" w:color="2B547E"/>
+          <w:right w:val="single" w:sz="4" w:space="4" w:color="2B547E"/>
+        </w:pBdr>
+        <w:shd w:val="clear" w:color="auto" w:fill="2B547E"/>
+      </w:pPr>
+      <w:r>
+        <w:rPr>
+          <w:rFonts w:ascii="Calibri" w:hAnsi="Calibri"/>
+          <w:b/>
+          <w:i w:val="0"/>
+          <w:color w:val="FFFFFF"/>
+          <w:sz w:val="22"/>
+        </w:rPr>
+        <w:t>1 Примач на известувањето</w:t>
+      </w:r>
+      <w:r>
+        <w:rPr>
+          <w:rFonts w:ascii="Calibri" w:hAnsi="Calibri"/>
+          <w:b w:val="0"/>
+          <w:i w:val="0"/>
+          <w:color w:val="FFFFFF"/>
+          <w:sz w:val="18"/>
+        </w:rPr>
+        <w:t xml:space="preserve"> | </w:t>
+      </w:r>
+      <w:r>
+        <w:rPr>
+          <w:rFonts w:ascii="Calibri" w:hAnsi="Calibri"/>
+          <w:b w:val="0"/>
+          <w:i w:val="0"/>
+          <w:color w:val="FFFFFF"/>
+          <w:sz w:val="18"/>
+        </w:rPr>
+        <w:t>Addressee</w:t>
+      </w:r>
+    </w:p>
+    <w:p>
+      <w:pPr>
+        <w:keepNext/>
+        <w:spacing w:before="0" w:after="0" w:lineRule="exact" w:line="40"/>
+      </w:pPr>
+    </w:p>
     <w:tbl>
       <w:tblPr>
         <w:tblLook w:firstColumn="1" w:firstRow="1" w:lastColumn="0" w:lastRow="0" w:noHBand="0" w:noVBand="1" w:val="04A0"/>
@@ -183,6 +167,9 @@
         <w:gridCol w:w="6790"/>
       </w:tblGrid>
       <w:tr>
+        <w:trPr>
+          <w:cantSplit/>
+        </w:trPr>
         <w:tc>
           <w:tcPr>
             <w:gridSpan w:val="2"/>
@@ -191,6 +178,7 @@
           </w:tcPr>
           <w:p>
             <w:pPr>
+              <w:keepNext/>
               <w:spacing w:before="40" w:after="40"/>
               <w:jc w:val="left"/>
             </w:pPr>
@@ -228,6 +216,7 @@
           </w:p>
           <w:p>
             <w:pPr>
+              <w:keepNext/>
               <w:spacing w:before="20" w:after="40"/>
               <w:jc w:val="both"/>
             </w:pPr>
@@ -265,6 +254,9 @@
         </w:tc>
       </w:tr>
       <w:tr>
+        <w:trPr>
+          <w:cantSplit/>
+        </w:trPr>
         <w:tc>
           <w:tcPr>
             <w:shd w:val="clear" w:color="auto" w:fill="F2F2F2"/>
@@ -273,6 +265,7 @@
           </w:tcPr>
           <w:p>
             <w:pPr>
+              <w:keepNext/>
               <w:spacing w:before="20" w:after="20"/>
               <w:jc w:val="left"/>
             </w:pPr>
@@ -316,6 +309,7 @@
           </w:tcPr>
           <w:p>
             <w:pPr>
+              <w:keepNext/>
               <w:spacing w:before="20" w:after="20"/>
               <w:jc w:val="center"/>
             </w:pPr>
@@ -334,6 +328,9 @@
         </w:tc>
       </w:tr>
       <w:tr>
+        <w:trPr>
+          <w:cantSplit/>
+        </w:trPr>
         <w:tc>
           <w:tcPr>
             <w:shd w:val="clear" w:color="auto" w:fill="F2F2F2"/>
@@ -393,72 +390,62 @@
         </w:tc>
       </w:tr>
     </w:tbl>
-    <w:tbl>
-      <w:tblPr>
-        <w:tblLook w:firstColumn="1" w:firstRow="1" w:lastColumn="0" w:lastRow="0" w:noHBand="0" w:noVBand="1" w:val="04A0"/>
-        <w:tblLayout w:type="fixed"/>
-        <w:tblW w:type="dxa" w:w="10466"/>
-        <w:tblInd w:type="dxa" w:w="0"/>
+    <w:p>
+      <w:pPr>
+        <w:keepNext/>
+        <w:spacing w:before="0" w:after="0" w:lineRule="exact" w:line="240"/>
+      </w:pPr>
+    </w:p>
+    <w:p>
+      <w:pPr>
+        <w:spacing w:before="0" w:after="0"/>
         <w:jc w:val="center"/>
-        <w:tblBorders>
-          <w:top w:val="single" w:sz="4" w:space="0" w:color="2B547E"/>
-          <w:left w:val="single" w:sz="4" w:space="0" w:color="2B547E"/>
-          <w:bottom w:val="single" w:sz="4" w:space="0" w:color="2B547E"/>
-          <w:right w:val="single" w:sz="4" w:space="0" w:color="2B547E"/>
-          <w:insideH w:val="single" w:sz="4" w:space="0" w:color="2B547E"/>
-          <w:insideV w:val="single" w:sz="4" w:space="0" w:color="2B547E"/>
-        </w:tblBorders>
-      </w:tblPr>
-      <w:tblGrid>
-        <w:gridCol w:w="10466"/>
-      </w:tblGrid>
-      <w:tr>
-        <w:tc>
-          <w:tcPr>
-            <w:shd w:val="clear" w:color="auto" w:fill="2B547E"/>
-            <w:vAlign w:val="center"/>
-            <w:tcW w:type="dxa" w:w="10466"/>
-          </w:tcPr>
-          <w:p>
-            <w:pPr>
-              <w:spacing w:before="20" w:after="20"/>
-              <w:jc w:val="center"/>
-            </w:pPr>
-            <w:r/>
-            <w:r>
-              <w:rPr>
-                <w:rFonts w:ascii="Calibri" w:hAnsi="Calibri"/>
-                <w:b/>
-                <w:i w:val="0"/>
-                <w:color w:val="FFFFFF"/>
-                <w:sz w:val="22"/>
-              </w:rPr>
-              <w:t>2 Податоци за транспортот</w:t>
-            </w:r>
-            <w:r>
-              <w:rPr>
-                <w:rFonts w:ascii="Calibri" w:hAnsi="Calibri"/>
-                <w:b w:val="0"/>
-                <w:i w:val="0"/>
-                <w:color w:val="FFFFFF"/>
-                <w:sz w:val="18"/>
-              </w:rPr>
-              <w:t xml:space="preserve"> | </w:t>
-            </w:r>
-            <w:r>
-              <w:rPr>
-                <w:rFonts w:ascii="Calibri" w:hAnsi="Calibri"/>
-                <w:b w:val="0"/>
-                <w:i w:val="0"/>
-                <w:color w:val="FFFFFF"/>
-                <w:sz w:val="18"/>
-              </w:rPr>
-              <w:t>Transport details</w:t>
-            </w:r>
-          </w:p>
-        </w:tc>
-      </w:tr>
-    </w:tbl>
+        <w:keepNext/>
+        <w:pBdr>
+          <w:top w:val="single" w:sz="4" w:space="2" w:color="2B547E"/>
+          <w:left w:val="single" w:sz="4" w:space="4" w:color="2B547E"/>
+          <w:bottom w:val="single" w:sz="4" w:space="2" w:color="2B547E"/>
+          <w:right w:val="single" w:sz="4" w:space="4" w:color="2B547E"/>
+        </w:pBdr>
+        <w:shd w:val="clear" w:color="auto" w:fill="2B547E"/>
+      </w:pPr>
+      <w:r>
+        <w:rPr>
+          <w:rFonts w:ascii="Calibri" w:hAnsi="Calibri"/>
+          <w:b/>
+          <w:i w:val="0"/>
+          <w:color w:val="FFFFFF"/>
+          <w:sz w:val="22"/>
+        </w:rPr>
+        <w:t>2 Податоци за транспортот</w:t>
+      </w:r>
+      <w:r>
+        <w:rPr>
+          <w:rFonts w:ascii="Calibri" w:hAnsi="Calibri"/>
+          <w:b w:val="0"/>
+          <w:i w:val="0"/>
+          <w:color w:val="FFFFFF"/>
+          <w:sz w:val="18"/>
+        </w:rPr>
+        <w:t xml:space="preserve"> | </w:t>
+      </w:r>
+      <w:r>
+        <w:rPr>
+          <w:rFonts w:ascii="Calibri" w:hAnsi="Calibri"/>
+          <w:b w:val="0"/>
+          <w:i w:val="0"/>
+          <w:color w:val="FFFFFF"/>
+          <w:sz w:val="18"/>
+        </w:rPr>
+        <w:t>Transport details</w:t>
+      </w:r>
+    </w:p>
+    <w:p>
+      <w:pPr>
+        <w:keepNext/>
+        <w:spacing w:before="0" w:after="0" w:lineRule="exact" w:line="40"/>
+      </w:pPr>
+    </w:p>
     <w:tbl>
       <w:tblPr>
         <w:jc w:val="center"/>
@@ -480,6 +467,9 @@
         <w:gridCol w:w="7178"/>
       </w:tblGrid>
       <w:tr>
+        <w:trPr>
+          <w:cantSplit/>
+        </w:trPr>
         <w:tc>
           <w:tcPr>
             <w:shd w:val="clear" w:color="auto" w:fill="F2F2F2"/>
@@ -488,6 +478,7 @@
           </w:tcPr>
           <w:p>
             <w:pPr>
+              <w:keepNext/>
               <w:spacing w:before="20" w:after="20"/>
               <w:jc w:val="left"/>
             </w:pPr>
@@ -531,6 +522,7 @@
           </w:tcPr>
           <w:p>
             <w:pPr>
+              <w:keepNext/>
               <w:spacing w:before="20" w:after="20"/>
               <w:jc w:val="center"/>
             </w:pPr>
@@ -592,6 +584,9 @@
         <w:gridCol w:w="1944"/>
       </w:tblGrid>
       <w:tr>
+        <w:trPr>
+          <w:cantSplit/>
+        </w:trPr>
         <w:tc>
           <w:tcPr>
             <w:shd w:val="clear" w:color="auto" w:fill="F2F2F2"/>
@@ -600,6 +595,7 @@
           </w:tcPr>
           <w:p>
             <w:pPr>
+              <w:keepNext/>
               <w:spacing w:before="20" w:after="20"/>
               <w:jc w:val="left"/>
             </w:pPr>
@@ -643,6 +639,7 @@
           </w:tcPr>
           <w:p>
             <w:pPr>
+              <w:keepNext/>
               <w:spacing w:before="20" w:after="20"/>
               <w:jc w:val="center"/>
             </w:pPr>
@@ -657,6 +654,7 @@
           </w:tcPr>
           <w:p>
             <w:pPr>
+              <w:keepNext/>
               <w:spacing w:before="20" w:after="20"/>
               <w:jc w:val="left"/>
             </w:pPr>
@@ -700,6 +698,7 @@
           </w:tcPr>
           <w:p>
             <w:pPr>
+              <w:keepNext/>
               <w:spacing w:before="20" w:after="20"/>
               <w:jc w:val="center"/>
             </w:pPr>
@@ -731,6 +730,9 @@
         <w:gridCol w:w="2942"/>
       </w:tblGrid>
       <w:tr>
+        <w:trPr>
+          <w:cantSplit/>
+        </w:trPr>
         <w:tc>
           <w:tcPr>
             <w:shd w:val="clear" w:color="auto" w:fill="F2F2F2"/>
@@ -739,6 +741,7 @@
           </w:tcPr>
           <w:p>
             <w:pPr>
+              <w:keepNext/>
               <w:spacing w:before="20" w:after="20"/>
               <w:jc w:val="left"/>
             </w:pPr>
@@ -782,6 +785,7 @@
           </w:tcPr>
           <w:p>
             <w:pPr>
+              <w:keepNext/>
               <w:spacing w:before="20" w:after="20"/>
               <w:jc w:val="center"/>
             </w:pPr>
@@ -796,6 +800,7 @@
           </w:tcPr>
           <w:p>
             <w:pPr>
+              <w:keepNext/>
               <w:spacing w:before="20" w:after="20"/>
               <w:jc w:val="left"/>
             </w:pPr>
@@ -839,6 +844,7 @@
           </w:tcPr>
           <w:p>
             <w:pPr>
+              <w:keepNext/>
               <w:spacing w:before="20" w:after="20"/>
               <w:jc w:val="center"/>
             </w:pPr>
@@ -868,6 +874,9 @@
         <w:gridCol w:w="8901"/>
       </w:tblGrid>
       <w:tr>
+        <w:trPr>
+          <w:cantSplit/>
+        </w:trPr>
         <w:tc>
           <w:tcPr>
             <w:shd w:val="clear" w:color="auto" w:fill="F2F2F2"/>
@@ -927,6 +936,12 @@
         </w:tc>
       </w:tr>
     </w:tbl>
+    <w:p>
+      <w:pPr>
+        <w:keepNext/>
+        <w:spacing w:before="0" w:after="0" w:lineRule="exact" w:line="120"/>
+      </w:pPr>
+    </w:p>
     <w:tbl>
       <w:tblPr>
         <w:tblLook w:firstColumn="1" w:firstRow="1" w:lastColumn="0" w:lastRow="0" w:noHBand="0" w:noVBand="1" w:val="04A0"/>
@@ -953,6 +968,7 @@
       <w:tr>
         <w:trPr>
           <w:tblHeader w:val="true"/>
+          <w:cantSplit/>
         </w:trPr>
         <w:tc>
           <w:tcPr>
@@ -962,6 +978,7 @@
           </w:tcPr>
           <w:p>
             <w:pPr>
+              <w:keepNext/>
               <w:spacing w:before="20" w:after="20"/>
               <w:jc w:val="center"/>
             </w:pPr>
@@ -986,6 +1003,7 @@
           </w:tcPr>
           <w:p>
             <w:pPr>
+              <w:keepNext/>
               <w:spacing w:before="20" w:after="20"/>
               <w:jc w:val="center"/>
             </w:pPr>
@@ -1030,6 +1048,7 @@
           </w:tcPr>
           <w:p>
             <w:pPr>
+              <w:keepNext/>
               <w:spacing w:before="20" w:after="20"/>
               <w:jc w:val="center"/>
             </w:pPr>
@@ -1074,6 +1093,7 @@
           </w:tcPr>
           <w:p>
             <w:pPr>
+              <w:keepNext/>
               <w:spacing w:before="20" w:after="20"/>
               <w:jc w:val="center"/>
             </w:pPr>
@@ -1118,6 +1138,7 @@
           </w:tcPr>
           <w:p>
             <w:pPr>
+              <w:keepNext/>
               <w:spacing w:before="20" w:after="20"/>
               <w:jc w:val="center"/>
             </w:pPr>
@@ -1156,6 +1177,9 @@
         </w:tc>
       </w:tr>
       <w:tr>
+        <w:trPr>
+          <w:cantSplit/>
+        </w:trPr>
         <w:tc>
           <w:tcPr>
             <w:shd w:val="clear" w:color="auto" w:fill="F2F2F2"/>
@@ -1164,6 +1188,7 @@
           </w:tcPr>
           <w:p>
             <w:pPr>
+              <w:keepNext/>
               <w:spacing w:before="20" w:after="20"/>
               <w:jc w:val="center"/>
             </w:pPr>
@@ -1187,6 +1212,7 @@
           </w:tcPr>
           <w:p>
             <w:pPr>
+              <w:keepNext/>
               <w:spacing w:before="20" w:after="20"/>
               <w:jc w:val="center"/>
             </w:pPr>
@@ -1200,6 +1226,7 @@
           </w:tcPr>
           <w:p>
             <w:pPr>
+              <w:keepNext/>
               <w:spacing w:before="20" w:after="20"/>
               <w:jc w:val="center"/>
             </w:pPr>
@@ -1213,6 +1240,7 @@
           </w:tcPr>
           <w:p>
             <w:pPr>
+              <w:keepNext/>
               <w:spacing w:before="20" w:after="20"/>
               <w:jc w:val="center"/>
             </w:pPr>
@@ -1226,6 +1254,7 @@
           </w:tcPr>
           <w:p>
             <w:pPr>
+              <w:keepNext/>
               <w:spacing w:before="20" w:after="20"/>
               <w:jc w:val="center"/>
             </w:pPr>
@@ -1234,6 +1263,9 @@
         </w:tc>
       </w:tr>
       <w:tr>
+        <w:trPr>
+          <w:cantSplit/>
+        </w:trPr>
         <w:tc>
           <w:tcPr>
             <w:shd w:val="clear" w:color="auto" w:fill="F2F2F2"/>
@@ -1242,6 +1274,7 @@
           </w:tcPr>
           <w:p>
             <w:pPr>
+              <w:keepNext/>
               <w:spacing w:before="20" w:after="20"/>
               <w:jc w:val="center"/>
             </w:pPr>
@@ -1266,6 +1299,7 @@
           </w:tcPr>
           <w:p>
             <w:pPr>
+              <w:keepNext/>
               <w:spacing w:before="20" w:after="20"/>
               <w:jc w:val="center"/>
             </w:pPr>
@@ -1280,6 +1314,7 @@
           </w:tcPr>
           <w:p>
             <w:pPr>
+              <w:keepNext/>
               <w:spacing w:before="20" w:after="20"/>
               <w:jc w:val="center"/>
             </w:pPr>
@@ -1294,6 +1329,7 @@
           </w:tcPr>
           <w:p>
             <w:pPr>
+              <w:keepNext/>
               <w:spacing w:before="20" w:after="20"/>
               <w:jc w:val="center"/>
             </w:pPr>
@@ -1308,6 +1344,7 @@
           </w:tcPr>
           <w:p>
             <w:pPr>
+              <w:keepNext/>
               <w:spacing w:before="20" w:after="20"/>
               <w:jc w:val="center"/>
             </w:pPr>
@@ -1316,6 +1353,9 @@
         </w:tc>
       </w:tr>
       <w:tr>
+        <w:trPr>
+          <w:cantSplit/>
+        </w:trPr>
         <w:tc>
           <w:tcPr>
             <w:shd w:val="clear" w:color="auto" w:fill="F2F2F2"/>
@@ -1324,6 +1364,7 @@
           </w:tcPr>
           <w:p>
             <w:pPr>
+              <w:keepNext/>
               <w:spacing w:before="20" w:after="20"/>
               <w:jc w:val="center"/>
             </w:pPr>
@@ -1347,6 +1388,7 @@
           </w:tcPr>
           <w:p>
             <w:pPr>
+              <w:keepNext/>
               <w:spacing w:before="20" w:after="20"/>
               <w:jc w:val="center"/>
             </w:pPr>
@@ -1360,6 +1402,7 @@
           </w:tcPr>
           <w:p>
             <w:pPr>
+              <w:keepNext/>
               <w:spacing w:before="20" w:after="20"/>
               <w:jc w:val="center"/>
             </w:pPr>
@@ -1373,6 +1416,7 @@
           </w:tcPr>
           <w:p>
             <w:pPr>
+              <w:keepNext/>
               <w:spacing w:before="20" w:after="20"/>
               <w:jc w:val="center"/>
             </w:pPr>
@@ -1386,6 +1430,7 @@
           </w:tcPr>
           <w:p>
             <w:pPr>
+              <w:keepNext/>
               <w:spacing w:before="20" w:after="20"/>
               <w:jc w:val="center"/>
             </w:pPr>
@@ -1394,6 +1439,9 @@
         </w:tc>
       </w:tr>
       <w:tr>
+        <w:trPr>
+          <w:cantSplit/>
+        </w:trPr>
         <w:tc>
           <w:tcPr>
             <w:shd w:val="clear" w:color="auto" w:fill="F2F2F2"/>
@@ -1492,78 +1540,63 @@
               <w:jc w:val="center"/>
             </w:pPr>
             <w:r/>
-          </w:p>
-        </w:tc>
-      </w:tr>
-    </w:tbl>
-    <w:tbl>
-      <w:tblPr>
-        <w:tblLook w:firstColumn="1" w:firstRow="1" w:lastColumn="0" w:lastRow="0" w:noHBand="0" w:noVBand="1" w:val="04A0"/>
-        <w:tblLayout w:type="fixed"/>
-        <w:tblW w:type="dxa" w:w="10466"/>
-        <w:tblInd w:type="dxa" w:w="0"/>
-        <w:jc w:val="center"/>
-        <w:tblBorders>
-          <w:top w:val="single" w:sz="4" w:space="0" w:color="2B547E"/>
-          <w:left w:val="single" w:sz="4" w:space="0" w:color="2B547E"/>
-          <w:bottom w:val="single" w:sz="4" w:space="0" w:color="2B547E"/>
-          <w:right w:val="single" w:sz="4" w:space="0" w:color="2B547E"/>
-          <w:insideH w:val="single" w:sz="4" w:space="0" w:color="2B547E"/>
-          <w:insideV w:val="single" w:sz="4" w:space="0" w:color="2B547E"/>
-        </w:tblBorders>
-      </w:tblPr>
-      <w:tblGrid>
-        <w:gridCol w:w="10466"/>
-      </w:tblGrid>
-      <w:tr>
-        <w:tc>
-          <w:tcPr>
-            <w:shd w:val="clear" w:color="auto" w:fill="2B547E"/>
-            <w:vAlign w:val="center"/>
-            <w:tcW w:type="dxa" w:w="10466"/>
-          </w:tcPr>
-          <w:p>
-            <w:pPr>
-              <w:spacing w:before="20" w:after="20"/>
-              <w:jc w:val="center"/>
-            </w:pPr>
-            <w:r/>
-            <w:r>
-              <w:rPr>
-                <w:rFonts w:ascii="Calibri" w:hAnsi="Calibri"/>
-                <w:b/>
-                <w:i w:val="0"/>
-                <w:color w:val="FFFFFF"/>
-                <w:sz w:val="22"/>
-              </w:rPr>
-              <w:t>3 Изјава</w:t>
-            </w:r>
-            <w:r>
-              <w:rPr>
-                <w:rFonts w:ascii="Calibri" w:hAnsi="Calibri"/>
-                <w:b w:val="0"/>
-                <w:i w:val="0"/>
-                <w:color w:val="FFFFFF"/>
-                <w:sz w:val="18"/>
-              </w:rPr>
-              <w:t xml:space="preserve"> | </w:t>
-            </w:r>
-            <w:r>
-              <w:rPr>
-                <w:rFonts w:ascii="Calibri" w:hAnsi="Calibri"/>
-                <w:b w:val="0"/>
-                <w:i w:val="0"/>
-                <w:color w:val="FFFFFF"/>
-                <w:sz w:val="18"/>
-              </w:rPr>
-              <w:t>Statement</w:t>
-            </w:r>
           </w:p>
         </w:tc>
       </w:tr>
     </w:tbl>
     <w:p>
       <w:pPr>
+        <w:keepNext/>
+        <w:spacing w:before="0" w:after="0" w:lineRule="exact" w:line="240"/>
+      </w:pPr>
+    </w:p>
+    <w:p>
+      <w:pPr>
+        <w:spacing w:before="0" w:after="0"/>
+        <w:jc w:val="center"/>
+        <w:keepNext/>
+        <w:pBdr>
+          <w:top w:val="single" w:sz="4" w:space="2" w:color="2B547E"/>
+          <w:left w:val="single" w:sz="4" w:space="4" w:color="2B547E"/>
+          <w:bottom w:val="single" w:sz="4" w:space="2" w:color="2B547E"/>
+          <w:right w:val="single" w:sz="4" w:space="4" w:color="2B547E"/>
+        </w:pBdr>
+        <w:shd w:val="clear" w:color="auto" w:fill="2B547E"/>
+      </w:pPr>
+      <w:r>
+        <w:rPr>
+          <w:rFonts w:ascii="Calibri" w:hAnsi="Calibri"/>
+          <w:b/>
+          <w:i w:val="0"/>
+          <w:color w:val="FFFFFF"/>
+          <w:sz w:val="22"/>
+        </w:rPr>
+        <w:t>3 Изјава</w:t>
+      </w:r>
+      <w:r>
+        <w:rPr>
+          <w:rFonts w:ascii="Calibri" w:hAnsi="Calibri"/>
+          <w:b w:val="0"/>
+          <w:i w:val="0"/>
+          <w:color w:val="FFFFFF"/>
+          <w:sz w:val="18"/>
+        </w:rPr>
+        <w:t xml:space="preserve"> | </w:t>
+      </w:r>
+      <w:r>
+        <w:rPr>
+          <w:rFonts w:ascii="Calibri" w:hAnsi="Calibri"/>
+          <w:b w:val="0"/>
+          <w:i w:val="0"/>
+          <w:color w:val="FFFFFF"/>
+          <w:sz w:val="18"/>
+        </w:rPr>
+        <w:t>Statement</w:t>
+      </w:r>
+    </w:p>
+    <w:p>
+      <w:pPr>
+        <w:keepNext/>
         <w:spacing w:before="0" w:after="0" w:line="250" w:lineRule="auto"/>
         <w:jc w:val="both"/>
       </w:pPr>
@@ -1598,6 +1631,12 @@
         <w:t>We hereby confirm that the transport stated above was executed on the stated date, on the notified route, and that the consignment was handed over to the consignee according to the attached chain of custody.</w:t>
       </w:r>
     </w:p>
+    <w:p>
+      <w:pPr>
+        <w:keepNext/>
+        <w:spacing w:before="0" w:after="0" w:lineRule="exact" w:line="120"/>
+      </w:pPr>
+    </w:p>
     <w:tbl>
       <w:tblPr>
         <w:jc w:val="center"/>
@@ -1775,6 +1814,12 @@
         </w:tc>
       </w:tr>
     </w:tbl>
+    <w:p>
+      <w:pPr>
+        <w:keepNext/>
+        <w:spacing w:before="0" w:after="0" w:lineRule="exact" w:line="80"/>
+      </w:pPr>
+    </w:p>
     <w:p>
       <w:pPr>
         <w:spacing w:before="0" w:after="0" w:line="250" w:lineRule="auto"/>
@@ -1811,72 +1856,62 @@
         <w:t>Attachments: copy of the MoIA confirmation; WHSOP_003_A04 (chain of custody); GPS route report.</w:t>
       </w:r>
     </w:p>
-    <w:tbl>
-      <w:tblPr>
-        <w:tblLook w:firstColumn="1" w:firstRow="1" w:lastColumn="0" w:lastRow="0" w:noHBand="0" w:noVBand="1" w:val="04A0"/>
-        <w:tblLayout w:type="fixed"/>
-        <w:tblW w:type="dxa" w:w="10466"/>
-        <w:tblInd w:type="dxa" w:w="0"/>
+    <w:p>
+      <w:pPr>
+        <w:keepNext/>
+        <w:spacing w:before="0" w:after="0" w:lineRule="exact" w:line="240"/>
+      </w:pPr>
+    </w:p>
+    <w:p>
+      <w:pPr>
+        <w:spacing w:before="0" w:after="0"/>
         <w:jc w:val="center"/>
-        <w:tblBorders>
-          <w:top w:val="single" w:sz="4" w:space="0" w:color="2B547E"/>
-          <w:left w:val="single" w:sz="4" w:space="0" w:color="2B547E"/>
-          <w:bottom w:val="single" w:sz="4" w:space="0" w:color="2B547E"/>
-          <w:right w:val="single" w:sz="4" w:space="0" w:color="2B547E"/>
-          <w:insideH w:val="single" w:sz="4" w:space="0" w:color="2B547E"/>
-          <w:insideV w:val="single" w:sz="4" w:space="0" w:color="2B547E"/>
-        </w:tblBorders>
-      </w:tblPr>
-      <w:tblGrid>
-        <w:gridCol w:w="10466"/>
-      </w:tblGrid>
-      <w:tr>
-        <w:tc>
-          <w:tcPr>
-            <w:shd w:val="clear" w:color="auto" w:fill="2B547E"/>
-            <w:vAlign w:val="center"/>
-            <w:tcW w:type="dxa" w:w="10466"/>
-          </w:tcPr>
-          <w:p>
-            <w:pPr>
-              <w:spacing w:before="20" w:after="20"/>
-              <w:jc w:val="center"/>
-            </w:pPr>
-            <w:r/>
-            <w:r>
-              <w:rPr>
-                <w:rFonts w:ascii="Calibri" w:hAnsi="Calibri"/>
-                <w:b/>
-                <w:i w:val="0"/>
-                <w:color w:val="FFFFFF"/>
-                <w:sz w:val="22"/>
-              </w:rPr>
-              <w:t>4 Потписи</w:t>
-            </w:r>
-            <w:r>
-              <w:rPr>
-                <w:rFonts w:ascii="Calibri" w:hAnsi="Calibri"/>
-                <w:b w:val="0"/>
-                <w:i w:val="0"/>
-                <w:color w:val="FFFFFF"/>
-                <w:sz w:val="18"/>
-              </w:rPr>
-              <w:t xml:space="preserve"> | </w:t>
-            </w:r>
-            <w:r>
-              <w:rPr>
-                <w:rFonts w:ascii="Calibri" w:hAnsi="Calibri"/>
-                <w:b w:val="0"/>
-                <w:i w:val="0"/>
-                <w:color w:val="FFFFFF"/>
-                <w:sz w:val="18"/>
-              </w:rPr>
-              <w:t>Signatures</w:t>
-            </w:r>
-          </w:p>
-        </w:tc>
-      </w:tr>
-    </w:tbl>
+        <w:keepNext/>
+        <w:pBdr>
+          <w:top w:val="single" w:sz="4" w:space="2" w:color="2B547E"/>
+          <w:left w:val="single" w:sz="4" w:space="4" w:color="2B547E"/>
+          <w:bottom w:val="single" w:sz="4" w:space="2" w:color="2B547E"/>
+          <w:right w:val="single" w:sz="4" w:space="4" w:color="2B547E"/>
+        </w:pBdr>
+        <w:shd w:val="clear" w:color="auto" w:fill="2B547E"/>
+      </w:pPr>
+      <w:r>
+        <w:rPr>
+          <w:rFonts w:ascii="Calibri" w:hAnsi="Calibri"/>
+          <w:b/>
+          <w:i w:val="0"/>
+          <w:color w:val="FFFFFF"/>
+          <w:sz w:val="22"/>
+        </w:rPr>
+        <w:t>4 Потписи</w:t>
+      </w:r>
+      <w:r>
+        <w:rPr>
+          <w:rFonts w:ascii="Calibri" w:hAnsi="Calibri"/>
+          <w:b w:val="0"/>
+          <w:i w:val="0"/>
+          <w:color w:val="FFFFFF"/>
+          <w:sz w:val="18"/>
+        </w:rPr>
+        <w:t xml:space="preserve"> | </w:t>
+      </w:r>
+      <w:r>
+        <w:rPr>
+          <w:rFonts w:ascii="Calibri" w:hAnsi="Calibri"/>
+          <w:b w:val="0"/>
+          <w:i w:val="0"/>
+          <w:color w:val="FFFFFF"/>
+          <w:sz w:val="18"/>
+        </w:rPr>
+        <w:t>Signatures</w:t>
+      </w:r>
+    </w:p>
+    <w:p>
+      <w:pPr>
+        <w:keepNext/>
+        <w:spacing w:before="0" w:after="0" w:lineRule="exact" w:line="40"/>
+      </w:pPr>
+    </w:p>
     <w:tbl>
       <w:tblPr>
         <w:tblLook w:firstColumn="1" w:firstRow="1" w:lastColumn="0" w:lastRow="0" w:noHBand="0" w:noVBand="1" w:val="04A0"/>
@@ -1902,6 +1937,7 @@
       <w:tr>
         <w:trPr>
           <w:tblHeader w:val="true"/>
+          <w:cantSplit/>
         </w:trPr>
         <w:tc>
           <w:tcPr>
@@ -1911,6 +1947,7 @@
           </w:tcPr>
           <w:p>
             <w:pPr>
+              <w:keepNext/>
               <w:spacing w:before="20" w:after="20"/>
               <w:jc w:val="center"/>
             </w:pPr>
@@ -1955,6 +1992,7 @@
           </w:tcPr>
           <w:p>
             <w:pPr>
+              <w:keepNext/>
               <w:spacing w:before="20" w:after="20"/>
               <w:jc w:val="center"/>
             </w:pPr>
@@ -1999,6 +2037,7 @@
           </w:tcPr>
           <w:p>
             <w:pPr>
+              <w:keepNext/>
               <w:spacing w:before="20" w:after="20"/>
               <w:jc w:val="center"/>
             </w:pPr>
@@ -2043,6 +2082,7 @@
           </w:tcPr>
           <w:p>
             <w:pPr>
+              <w:keepNext/>
               <w:spacing w:before="20" w:after="20"/>
               <w:jc w:val="center"/>
             </w:pPr>
@@ -2081,6 +2121,9 @@
         </w:tc>
       </w:tr>
       <w:tr>
+        <w:trPr>
+          <w:cantSplit/>
+        </w:trPr>
         <w:tc>
           <w:tcPr>
             <w:shd w:val="clear" w:color="auto" w:fill="F2F2F2"/>
@@ -2089,6 +2132,7 @@
           </w:tcPr>
           <w:p>
             <w:pPr>
+              <w:keepNext/>
               <w:spacing w:before="20" w:after="20"/>
               <w:jc w:val="center"/>
             </w:pPr>
@@ -2132,6 +2176,7 @@
           </w:tcPr>
           <w:p>
             <w:pPr>
+              <w:keepNext/>
               <w:spacing w:before="20" w:after="20"/>
               <w:jc w:val="center"/>
             </w:pPr>
@@ -2145,6 +2190,7 @@
           </w:tcPr>
           <w:p>
             <w:pPr>
+              <w:keepNext/>
               <w:spacing w:before="20" w:after="20"/>
               <w:jc w:val="center"/>
             </w:pPr>
@@ -2158,6 +2204,7 @@
           </w:tcPr>
           <w:p>
             <w:pPr>
+              <w:keepNext/>
               <w:spacing w:before="20" w:after="20"/>
               <w:jc w:val="center"/>
             </w:pPr>
@@ -2166,6 +2213,9 @@
         </w:tc>
       </w:tr>
       <w:tr>
+        <w:trPr>
+          <w:cantSplit/>
+        </w:trPr>
         <w:tc>
           <w:tcPr>
             <w:shd w:val="clear" w:color="auto" w:fill="F2F2F2"/>
@@ -2174,6 +2224,7 @@
           </w:tcPr>
           <w:p>
             <w:pPr>
+              <w:keepNext/>
               <w:spacing w:before="20" w:after="20"/>
               <w:jc w:val="center"/>
             </w:pPr>
@@ -2218,6 +2269,7 @@
           </w:tcPr>
           <w:p>
             <w:pPr>
+              <w:keepNext/>
               <w:spacing w:before="20" w:after="20"/>
               <w:jc w:val="center"/>
             </w:pPr>
@@ -2232,6 +2284,7 @@
           </w:tcPr>
           <w:p>
             <w:pPr>
+              <w:keepNext/>
               <w:spacing w:before="20" w:after="20"/>
               <w:jc w:val="center"/>
             </w:pPr>
@@ -2246,6 +2299,7 @@
           </w:tcPr>
           <w:p>
             <w:pPr>
+              <w:keepNext/>
               <w:spacing w:before="20" w:after="20"/>
               <w:jc w:val="center"/>
             </w:pPr>
@@ -2254,6 +2308,9 @@
         </w:tc>
       </w:tr>
       <w:tr>
+        <w:trPr>
+          <w:cantSplit/>
+        </w:trPr>
         <w:tc>
           <w:tcPr>
             <w:shd w:val="clear" w:color="auto" w:fill="F2F2F2"/>
@@ -2339,6 +2396,12 @@
         </w:tc>
       </w:tr>
     </w:tbl>
+    <w:p>
+      <w:pPr>
+        <w:keepNext/>
+        <w:spacing w:before="0" w:after="0" w:lineRule="exact" w:line="120"/>
+      </w:pPr>
+    </w:p>
     <w:tbl>
       <w:tblPr>
         <w:jc w:val="center"/>
@@ -2362,6 +2425,9 @@
         <w:gridCol w:w="2058"/>
       </w:tblGrid>
       <w:tr>
+        <w:trPr>
+          <w:cantSplit/>
+        </w:trPr>
         <w:tc>
           <w:tcPr>
             <w:shd w:val="clear" w:color="auto" w:fill="F2F2F2"/>

--- a/deliverables/inland_transport_2026-10/docx/WHSOP_003_A06.docx
+++ b/deliverables/inland_transport_2026-10/docx/WHSOP_003_A06.docx
@@ -870,8 +870,10 @@
         </w:tblBorders>
       </w:tblPr>
       <w:tblGrid>
-        <w:gridCol w:w="1564"/>
-        <w:gridCol w:w="8901"/>
+        <w:gridCol w:w="2925"/>
+        <w:gridCol w:w="2126"/>
+        <w:gridCol w:w="3288"/>
+        <w:gridCol w:w="2126"/>
       </w:tblGrid>
       <w:tr>
         <w:trPr>
@@ -881,7 +883,7 @@
           <w:tcPr>
             <w:shd w:val="clear" w:color="auto" w:fill="F2F2F2"/>
             <w:vAlign w:val="center"/>
-            <w:tcW w:type="pct" w:w="747"/>
+            <w:tcW w:type="pct" w:w="1397"/>
           </w:tcPr>
           <w:p>
             <w:pPr>
@@ -897,7 +899,7 @@
                 <w:color w:val="000000"/>
                 <w:sz w:val="20"/>
               </w:rPr>
-              <w:t>Превозник</w:t>
+              <w:t>Возило и лица</w:t>
             </w:r>
             <w:r>
               <w:rPr>
@@ -917,14 +919,71 @@
                 <w:color w:val="000000"/>
                 <w:sz w:val="16"/>
               </w:rPr>
-              <w:t>Carrier</w:t>
-            </w:r>
-          </w:p>
-        </w:tc>
-        <w:tc>
-          <w:tcPr>
-            <w:vAlign w:val="center"/>
-            <w:tcW w:type="pct" w:w="4252"/>
+              <w:t>Vehicle and persons</w:t>
+            </w:r>
+          </w:p>
+        </w:tc>
+        <w:tc>
+          <w:tcPr>
+            <w:vAlign w:val="center"/>
+            <w:tcW w:type="pct" w:w="1015"/>
+          </w:tcPr>
+          <w:p>
+            <w:pPr>
+              <w:spacing w:before="20" w:after="20"/>
+              <w:jc w:val="center"/>
+            </w:pPr>
+            <w:r/>
+          </w:p>
+        </w:tc>
+        <w:tc>
+          <w:tcPr>
+            <w:shd w:val="clear" w:color="auto" w:fill="F2F2F2"/>
+            <w:vAlign w:val="center"/>
+            <w:tcW w:type="pct" w:w="1570"/>
+          </w:tcPr>
+          <w:p>
+            <w:pPr>
+              <w:spacing w:before="20" w:after="20"/>
+              <w:jc w:val="left"/>
+            </w:pPr>
+            <w:r/>
+            <w:r>
+              <w:rPr>
+                <w:rFonts w:ascii="Calibri" w:hAnsi="Calibri"/>
+                <w:b/>
+                <w:i w:val="0"/>
+                <w:color w:val="000000"/>
+                <w:sz w:val="20"/>
+              </w:rPr>
+              <w:t>Полициско придружување (единица)</w:t>
+            </w:r>
+            <w:r>
+              <w:rPr>
+                <w:rFonts w:ascii="Calibri" w:hAnsi="Calibri"/>
+                <w:b w:val="0"/>
+                <w:i w:val="0"/>
+                <w:color w:val="000000"/>
+                <w:sz w:val="16"/>
+              </w:rPr>
+              <w:t xml:space="preserve"> | </w:t>
+            </w:r>
+            <w:r>
+              <w:rPr>
+                <w:rFonts w:ascii="Calibri" w:hAnsi="Calibri"/>
+                <w:b w:val="0"/>
+                <w:i w:val="0"/>
+                <w:color w:val="000000"/>
+                <w:sz w:val="16"/>
+              </w:rPr>
+              <w:t>Police escort (unit)</w:t>
+            </w:r>
+          </w:p>
+        </w:tc>
+        <w:tc>
+          <w:tcPr>
+            <w:vAlign w:val="center"/>
+            <w:tcW w:type="pct" w:w="1015"/>
           </w:tcPr>
           <w:p>
             <w:pPr>
@@ -959,11 +1018,12 @@
         </w:tblBorders>
       </w:tblPr>
       <w:tblGrid>
-        <w:gridCol w:w="1669"/>
-        <w:gridCol w:w="2240"/>
-        <w:gridCol w:w="1448"/>
-        <w:gridCol w:w="2681"/>
-        <w:gridCol w:w="2426"/>
+        <w:gridCol w:w="1617"/>
+        <w:gridCol w:w="1811"/>
+        <w:gridCol w:w="1210"/>
+        <w:gridCol w:w="1820"/>
+        <w:gridCol w:w="2120"/>
+        <w:gridCol w:w="1886"/>
       </w:tblGrid>
       <w:tr>
         <w:trPr>
@@ -974,7 +1034,7 @@
           <w:tcPr>
             <w:shd w:val="clear" w:color="auto" w:fill="2B547E"/>
             <w:vAlign w:val="center"/>
-            <w:tcW w:type="dxa" w:w="1669"/>
+            <w:tcW w:type="dxa" w:w="1617"/>
           </w:tcPr>
           <w:p>
             <w:pPr>
@@ -999,7 +1059,7 @@
           <w:tcPr>
             <w:shd w:val="clear" w:color="auto" w:fill="2B547E"/>
             <w:vAlign w:val="center"/>
-            <w:tcW w:type="dxa" w:w="2240"/>
+            <w:tcW w:type="dxa" w:w="1811"/>
           </w:tcPr>
           <w:p>
             <w:pPr>
@@ -1044,7 +1104,7 @@
           <w:tcPr>
             <w:shd w:val="clear" w:color="auto" w:fill="2B547E"/>
             <w:vAlign w:val="center"/>
-            <w:tcW w:type="dxa" w:w="1448"/>
+            <w:tcW w:type="dxa" w:w="1210"/>
           </w:tcPr>
           <w:p>
             <w:pPr>
@@ -1089,7 +1149,7 @@
           <w:tcPr>
             <w:shd w:val="clear" w:color="auto" w:fill="2B547E"/>
             <w:vAlign w:val="center"/>
-            <w:tcW w:type="dxa" w:w="2681"/>
+            <w:tcW w:type="dxa" w:w="1820"/>
           </w:tcPr>
           <w:p>
             <w:pPr>
@@ -1106,7 +1166,7 @@
                 <w:color w:val="FFFFFF"/>
                 <w:sz w:val="18"/>
               </w:rPr>
-              <w:t>Испратена нето маса (g)</w:t>
+              <w:t>Палети / картони / кеси</w:t>
             </w:r>
             <w:r>
               <w:rPr>
@@ -1126,6 +1186,51 @@
                 <w:color w:val="FFFFFF"/>
                 <w:sz w:val="14"/>
               </w:rPr>
+              <w:t>Pallets / cartons / bags</w:t>
+            </w:r>
+          </w:p>
+        </w:tc>
+        <w:tc>
+          <w:tcPr>
+            <w:shd w:val="clear" w:color="auto" w:fill="2B547E"/>
+            <w:vAlign w:val="center"/>
+            <w:tcW w:type="dxa" w:w="2120"/>
+          </w:tcPr>
+          <w:p>
+            <w:pPr>
+              <w:keepNext/>
+              <w:spacing w:before="20" w:after="20"/>
+              <w:jc w:val="center"/>
+            </w:pPr>
+            <w:r/>
+            <w:r>
+              <w:rPr>
+                <w:rFonts w:ascii="Calibri" w:hAnsi="Calibri"/>
+                <w:b/>
+                <w:i w:val="0"/>
+                <w:color w:val="FFFFFF"/>
+                <w:sz w:val="18"/>
+              </w:rPr>
+              <w:t>Испратена нето маса (g)</w:t>
+            </w:r>
+            <w:r>
+              <w:rPr>
+                <w:rFonts w:ascii="Calibri" w:hAnsi="Calibri"/>
+                <w:b w:val="0"/>
+                <w:i w:val="0"/>
+                <w:color w:val="FFFFFF"/>
+                <w:sz w:val="14"/>
+              </w:rPr>
+              <w:t xml:space="preserve"> | </w:t>
+            </w:r>
+            <w:r>
+              <w:rPr>
+                <w:rFonts w:ascii="Calibri" w:hAnsi="Calibri"/>
+                <w:b w:val="0"/>
+                <w:i w:val="0"/>
+                <w:color w:val="FFFFFF"/>
+                <w:sz w:val="14"/>
+              </w:rPr>
               <w:t>Net mass dispatched (g)</w:t>
             </w:r>
           </w:p>
@@ -1134,7 +1239,7 @@
           <w:tcPr>
             <w:shd w:val="clear" w:color="auto" w:fill="2B547E"/>
             <w:vAlign w:val="center"/>
-            <w:tcW w:type="dxa" w:w="2426"/>
+            <w:tcW w:type="dxa" w:w="1886"/>
           </w:tcPr>
           <w:p>
             <w:pPr>
@@ -1184,7 +1289,7 @@
           <w:tcPr>
             <w:shd w:val="clear" w:color="auto" w:fill="F2F2F2"/>
             <w:vAlign w:val="center"/>
-            <w:tcW w:type="dxa" w:w="1669"/>
+            <w:tcW w:type="dxa" w:w="1617"/>
           </w:tcPr>
           <w:p>
             <w:pPr>
@@ -1208,49 +1313,63 @@
         <w:tc>
           <w:tcPr>
             <w:vAlign w:val="center"/>
-            <w:tcW w:type="dxa" w:w="2240"/>
-          </w:tcPr>
-          <w:p>
-            <w:pPr>
-              <w:keepNext/>
-              <w:spacing w:before="20" w:after="20"/>
-              <w:jc w:val="center"/>
-            </w:pPr>
-            <w:r/>
-          </w:p>
-        </w:tc>
-        <w:tc>
-          <w:tcPr>
-            <w:vAlign w:val="center"/>
-            <w:tcW w:type="dxa" w:w="1448"/>
-          </w:tcPr>
-          <w:p>
-            <w:pPr>
-              <w:keepNext/>
-              <w:spacing w:before="20" w:after="20"/>
-              <w:jc w:val="center"/>
-            </w:pPr>
-            <w:r/>
-          </w:p>
-        </w:tc>
-        <w:tc>
-          <w:tcPr>
-            <w:vAlign w:val="center"/>
-            <w:tcW w:type="dxa" w:w="2681"/>
-          </w:tcPr>
-          <w:p>
-            <w:pPr>
-              <w:keepNext/>
-              <w:spacing w:before="20" w:after="20"/>
-              <w:jc w:val="center"/>
-            </w:pPr>
-            <w:r/>
-          </w:p>
-        </w:tc>
-        <w:tc>
-          <w:tcPr>
-            <w:vAlign w:val="center"/>
-            <w:tcW w:type="dxa" w:w="2426"/>
+            <w:tcW w:type="dxa" w:w="1811"/>
+          </w:tcPr>
+          <w:p>
+            <w:pPr>
+              <w:keepNext/>
+              <w:spacing w:before="20" w:after="20"/>
+              <w:jc w:val="center"/>
+            </w:pPr>
+            <w:r/>
+          </w:p>
+        </w:tc>
+        <w:tc>
+          <w:tcPr>
+            <w:vAlign w:val="center"/>
+            <w:tcW w:type="dxa" w:w="1210"/>
+          </w:tcPr>
+          <w:p>
+            <w:pPr>
+              <w:keepNext/>
+              <w:spacing w:before="20" w:after="20"/>
+              <w:jc w:val="center"/>
+            </w:pPr>
+            <w:r/>
+          </w:p>
+        </w:tc>
+        <w:tc>
+          <w:tcPr>
+            <w:vAlign w:val="center"/>
+            <w:tcW w:type="dxa" w:w="1820"/>
+          </w:tcPr>
+          <w:p>
+            <w:pPr>
+              <w:keepNext/>
+              <w:spacing w:before="20" w:after="20"/>
+              <w:jc w:val="center"/>
+            </w:pPr>
+            <w:r/>
+          </w:p>
+        </w:tc>
+        <w:tc>
+          <w:tcPr>
+            <w:vAlign w:val="center"/>
+            <w:tcW w:type="dxa" w:w="2120"/>
+          </w:tcPr>
+          <w:p>
+            <w:pPr>
+              <w:keepNext/>
+              <w:spacing w:before="20" w:after="20"/>
+              <w:jc w:val="center"/>
+            </w:pPr>
+            <w:r/>
+          </w:p>
+        </w:tc>
+        <w:tc>
+          <w:tcPr>
+            <w:vAlign w:val="center"/>
+            <w:tcW w:type="dxa" w:w="1886"/>
           </w:tcPr>
           <w:p>
             <w:pPr>
@@ -1270,7 +1389,7 @@
           <w:tcPr>
             <w:shd w:val="clear" w:color="auto" w:fill="F2F2F2"/>
             <w:vAlign w:val="center"/>
-            <w:tcW w:type="dxa" w:w="1669"/>
+            <w:tcW w:type="dxa" w:w="1617"/>
           </w:tcPr>
           <w:p>
             <w:pPr>
@@ -1295,7 +1414,7 @@
           <w:tcPr>
             <w:shd w:val="clear" w:color="auto" w:fill="F7FAFC"/>
             <w:vAlign w:val="center"/>
-            <w:tcW w:type="dxa" w:w="2240"/>
+            <w:tcW w:type="dxa" w:w="1811"/>
           </w:tcPr>
           <w:p>
             <w:pPr>
@@ -1310,7 +1429,7 @@
           <w:tcPr>
             <w:shd w:val="clear" w:color="auto" w:fill="F7FAFC"/>
             <w:vAlign w:val="center"/>
-            <w:tcW w:type="dxa" w:w="1448"/>
+            <w:tcW w:type="dxa" w:w="1210"/>
           </w:tcPr>
           <w:p>
             <w:pPr>
@@ -1325,7 +1444,7 @@
           <w:tcPr>
             <w:shd w:val="clear" w:color="auto" w:fill="F7FAFC"/>
             <w:vAlign w:val="center"/>
-            <w:tcW w:type="dxa" w:w="2681"/>
+            <w:tcW w:type="dxa" w:w="1820"/>
           </w:tcPr>
           <w:p>
             <w:pPr>
@@ -1340,7 +1459,22 @@
           <w:tcPr>
             <w:shd w:val="clear" w:color="auto" w:fill="F7FAFC"/>
             <w:vAlign w:val="center"/>
-            <w:tcW w:type="dxa" w:w="2426"/>
+            <w:tcW w:type="dxa" w:w="2120"/>
+          </w:tcPr>
+          <w:p>
+            <w:pPr>
+              <w:keepNext/>
+              <w:spacing w:before="20" w:after="20"/>
+              <w:jc w:val="center"/>
+            </w:pPr>
+            <w:r/>
+          </w:p>
+        </w:tc>
+        <w:tc>
+          <w:tcPr>
+            <w:shd w:val="clear" w:color="auto" w:fill="F7FAFC"/>
+            <w:vAlign w:val="center"/>
+            <w:tcW w:type="dxa" w:w="1886"/>
           </w:tcPr>
           <w:p>
             <w:pPr>
@@ -1360,7 +1494,7 @@
           <w:tcPr>
             <w:shd w:val="clear" w:color="auto" w:fill="F2F2F2"/>
             <w:vAlign w:val="center"/>
-            <w:tcW w:type="dxa" w:w="1669"/>
+            <w:tcW w:type="dxa" w:w="1617"/>
           </w:tcPr>
           <w:p>
             <w:pPr>
@@ -1384,49 +1518,63 @@
         <w:tc>
           <w:tcPr>
             <w:vAlign w:val="center"/>
-            <w:tcW w:type="dxa" w:w="2240"/>
-          </w:tcPr>
-          <w:p>
-            <w:pPr>
-              <w:keepNext/>
-              <w:spacing w:before="20" w:after="20"/>
-              <w:jc w:val="center"/>
-            </w:pPr>
-            <w:r/>
-          </w:p>
-        </w:tc>
-        <w:tc>
-          <w:tcPr>
-            <w:vAlign w:val="center"/>
-            <w:tcW w:type="dxa" w:w="1448"/>
-          </w:tcPr>
-          <w:p>
-            <w:pPr>
-              <w:keepNext/>
-              <w:spacing w:before="20" w:after="20"/>
-              <w:jc w:val="center"/>
-            </w:pPr>
-            <w:r/>
-          </w:p>
-        </w:tc>
-        <w:tc>
-          <w:tcPr>
-            <w:vAlign w:val="center"/>
-            <w:tcW w:type="dxa" w:w="2681"/>
-          </w:tcPr>
-          <w:p>
-            <w:pPr>
-              <w:keepNext/>
-              <w:spacing w:before="20" w:after="20"/>
-              <w:jc w:val="center"/>
-            </w:pPr>
-            <w:r/>
-          </w:p>
-        </w:tc>
-        <w:tc>
-          <w:tcPr>
-            <w:vAlign w:val="center"/>
-            <w:tcW w:type="dxa" w:w="2426"/>
+            <w:tcW w:type="dxa" w:w="1811"/>
+          </w:tcPr>
+          <w:p>
+            <w:pPr>
+              <w:keepNext/>
+              <w:spacing w:before="20" w:after="20"/>
+              <w:jc w:val="center"/>
+            </w:pPr>
+            <w:r/>
+          </w:p>
+        </w:tc>
+        <w:tc>
+          <w:tcPr>
+            <w:vAlign w:val="center"/>
+            <w:tcW w:type="dxa" w:w="1210"/>
+          </w:tcPr>
+          <w:p>
+            <w:pPr>
+              <w:keepNext/>
+              <w:spacing w:before="20" w:after="20"/>
+              <w:jc w:val="center"/>
+            </w:pPr>
+            <w:r/>
+          </w:p>
+        </w:tc>
+        <w:tc>
+          <w:tcPr>
+            <w:vAlign w:val="center"/>
+            <w:tcW w:type="dxa" w:w="1820"/>
+          </w:tcPr>
+          <w:p>
+            <w:pPr>
+              <w:keepNext/>
+              <w:spacing w:before="20" w:after="20"/>
+              <w:jc w:val="center"/>
+            </w:pPr>
+            <w:r/>
+          </w:p>
+        </w:tc>
+        <w:tc>
+          <w:tcPr>
+            <w:vAlign w:val="center"/>
+            <w:tcW w:type="dxa" w:w="2120"/>
+          </w:tcPr>
+          <w:p>
+            <w:pPr>
+              <w:keepNext/>
+              <w:spacing w:before="20" w:after="20"/>
+              <w:jc w:val="center"/>
+            </w:pPr>
+            <w:r/>
+          </w:p>
+        </w:tc>
+        <w:tc>
+          <w:tcPr>
+            <w:vAlign w:val="center"/>
+            <w:tcW w:type="dxa" w:w="1886"/>
           </w:tcPr>
           <w:p>
             <w:pPr>
@@ -1446,7 +1594,7 @@
           <w:tcPr>
             <w:shd w:val="clear" w:color="auto" w:fill="F2F2F2"/>
             <w:vAlign w:val="center"/>
-            <w:tcW w:type="dxa" w:w="1669"/>
+            <w:tcW w:type="dxa" w:w="1617"/>
           </w:tcPr>
           <w:p>
             <w:pPr>
@@ -1490,7 +1638,7 @@
           <w:tcPr>
             <w:shd w:val="clear" w:color="auto" w:fill="F7FAFC"/>
             <w:vAlign w:val="center"/>
-            <w:tcW w:type="dxa" w:w="2240"/>
+            <w:tcW w:type="dxa" w:w="1811"/>
           </w:tcPr>
           <w:p>
             <w:pPr>
@@ -1504,7 +1652,7 @@
           <w:tcPr>
             <w:shd w:val="clear" w:color="auto" w:fill="F7FAFC"/>
             <w:vAlign w:val="center"/>
-            <w:tcW w:type="dxa" w:w="1448"/>
+            <w:tcW w:type="dxa" w:w="1210"/>
           </w:tcPr>
           <w:p>
             <w:pPr>
@@ -1518,7 +1666,7 @@
           <w:tcPr>
             <w:shd w:val="clear" w:color="auto" w:fill="F7FAFC"/>
             <w:vAlign w:val="center"/>
-            <w:tcW w:type="dxa" w:w="2681"/>
+            <w:tcW w:type="dxa" w:w="1820"/>
           </w:tcPr>
           <w:p>
             <w:pPr>
@@ -1532,7 +1680,21 @@
           <w:tcPr>
             <w:shd w:val="clear" w:color="auto" w:fill="F7FAFC"/>
             <w:vAlign w:val="center"/>
-            <w:tcW w:type="dxa" w:w="2426"/>
+            <w:tcW w:type="dxa" w:w="2120"/>
+          </w:tcPr>
+          <w:p>
+            <w:pPr>
+              <w:spacing w:before="20" w:after="20"/>
+              <w:jc w:val="center"/>
+            </w:pPr>
+            <w:r/>
+          </w:p>
+        </w:tc>
+        <w:tc>
+          <w:tcPr>
+            <w:shd w:val="clear" w:color="auto" w:fill="F7FAFC"/>
+            <w:vAlign w:val="center"/>
+            <w:tcW w:type="dxa" w:w="1886"/>
           </w:tcPr>
           <w:p>
             <w:pPr>
@@ -1833,7 +1995,7 @@
           <w:color w:val="000000"/>
           <w:sz w:val="22"/>
         </w:rPr>
-        <w:t>Прилози: копија од потврдата од МВР; WHSOP_003_A04 (ланец на надзор); GPS извештај за рутата.</w:t>
+        <w:t>Прилози: копија од потврдата од МВР; WHSOP_003_A04 (ланец на надзор, со контролните јавувања).</w:t>
       </w:r>
       <w:r>
         <w:rPr>
@@ -1853,7 +2015,7 @@
           <w:color w:val="595959"/>
           <w:sz w:val="16"/>
         </w:rPr>
-        <w:t>Attachments: copy of the MoIA confirmation; WHSOP_003_A04 (chain of custody); GPS route report.</w:t>
+        <w:t>Attachments: copy of the MoIA confirmation; WHSOP_003_A04 (chain of custody, with the check-in log).</w:t>
       </w:r>
     </w:p>
     <w:p>
@@ -2237,7 +2399,7 @@
                 <w:color w:val="000000"/>
                 <w:sz w:val="18"/>
               </w:rPr>
-              <w:t>GPS податоците ги проверил (Администратор на обезбедување)</w:t>
+              <w:t>Ланецот на надзор го проверил (QA)</w:t>
             </w:r>
             <w:r>
               <w:rPr>
@@ -2257,7 +2419,7 @@
                 <w:color w:val="000000"/>
                 <w:sz w:val="14"/>
               </w:rPr>
-              <w:t>GPS data verified (Security Administrator)</w:t>
+              <w:t>Chain of custody verified (QA)</w:t>
             </w:r>
           </w:p>
         </w:tc>

--- a/deliverables/inland_transport_2026-10/docx/WHSOP_003_A06.docx
+++ b/deliverables/inland_transport_2026-10/docx/WHSOP_003_A06.docx
@@ -870,10 +870,10 @@
         </w:tblBorders>
       </w:tblPr>
       <w:tblGrid>
-        <w:gridCol w:w="2925"/>
-        <w:gridCol w:w="2126"/>
         <w:gridCol w:w="3288"/>
-        <w:gridCol w:w="2126"/>
+        <w:gridCol w:w="1944"/>
+        <w:gridCol w:w="3288"/>
+        <w:gridCol w:w="1944"/>
       </w:tblGrid>
       <w:tr>
         <w:trPr>
@@ -883,7 +883,7 @@
           <w:tcPr>
             <w:shd w:val="clear" w:color="auto" w:fill="F2F2F2"/>
             <w:vAlign w:val="center"/>
-            <w:tcW w:type="pct" w:w="1397"/>
+            <w:tcW w:type="pct" w:w="1570"/>
           </w:tcPr>
           <w:p>
             <w:pPr>
@@ -899,7 +899,7 @@
                 <w:color w:val="000000"/>
                 <w:sz w:val="20"/>
               </w:rPr>
-              <w:t>Возило и лица</w:t>
+              <w:t>Превозник, возило и возач</w:t>
             </w:r>
             <w:r>
               <w:rPr>
@@ -919,14 +919,14 @@
                 <w:color w:val="000000"/>
                 <w:sz w:val="16"/>
               </w:rPr>
-              <w:t>Vehicle and persons</w:t>
-            </w:r>
-          </w:p>
-        </w:tc>
-        <w:tc>
-          <w:tcPr>
-            <w:vAlign w:val="center"/>
-            <w:tcW w:type="pct" w:w="1015"/>
+              <w:t>Carrier, vehicle and driver</w:t>
+            </w:r>
+          </w:p>
+        </w:tc>
+        <w:tc>
+          <w:tcPr>
+            <w:vAlign w:val="center"/>
+            <w:tcW w:type="pct" w:w="929"/>
           </w:tcPr>
           <w:p>
             <w:pPr>
@@ -983,7 +983,7 @@
         <w:tc>
           <w:tcPr>
             <w:vAlign w:val="center"/>
-            <w:tcW w:type="pct" w:w="1015"/>
+            <w:tcW w:type="pct" w:w="929"/>
           </w:tcPr>
           <w:p>
             <w:pPr>

--- a/deliverables/inland_transport_2026-10/docx/WHSOP_003_A06.docx
+++ b/deliverables/inland_transport_2026-10/docx/WHSOP_003_A06.docx
@@ -392,7 +392,7 @@
     </w:tbl>
     <w:p>
       <w:pPr>
-        <w:keepNext/>
+        <w:keepNext w:val="0"/>
         <w:spacing w:before="0" w:after="0" w:lineRule="exact" w:line="240"/>
       </w:pPr>
     </w:p>
@@ -997,7 +997,7 @@
     </w:tbl>
     <w:p>
       <w:pPr>
-        <w:keepNext/>
+        <w:keepNext w:val="0"/>
         <w:spacing w:before="0" w:after="0" w:lineRule="exact" w:line="120"/>
       </w:pPr>
     </w:p>
@@ -1708,7 +1708,7 @@
     </w:tbl>
     <w:p>
       <w:pPr>
-        <w:keepNext/>
+        <w:keepNext w:val="0"/>
         <w:spacing w:before="0" w:after="0" w:lineRule="exact" w:line="240"/>
       </w:pPr>
     </w:p>
@@ -1978,7 +1978,7 @@
     </w:tbl>
     <w:p>
       <w:pPr>
-        <w:keepNext/>
+        <w:keepNext w:val="0"/>
         <w:spacing w:before="0" w:after="0" w:lineRule="exact" w:line="80"/>
       </w:pPr>
     </w:p>
@@ -2020,7 +2020,7 @@
     </w:p>
     <w:p>
       <w:pPr>
-        <w:keepNext/>
+        <w:keepNext w:val="0"/>
         <w:spacing w:before="0" w:after="0" w:lineRule="exact" w:line="240"/>
       </w:pPr>
     </w:p>
@@ -2560,7 +2560,7 @@
     </w:tbl>
     <w:p>
       <w:pPr>
-        <w:keepNext/>
+        <w:keepNext w:val="0"/>
         <w:spacing w:before="0" w:after="0" w:lineRule="exact" w:line="120"/>
       </w:pPr>
     </w:p>

--- a/deliverables/inland_transport_2026-10/docx/WHSOP_003_A06.docx
+++ b/deliverables/inland_transport_2026-10/docx/WHSOP_003_A06.docx
@@ -1695,6 +1695,95 @@
             <w:shd w:val="clear" w:color="auto" w:fill="F7FAFC"/>
             <w:vAlign w:val="center"/>
             <w:tcW w:type="dxa" w:w="1886"/>
+          </w:tcPr>
+          <w:p>
+            <w:pPr>
+              <w:spacing w:before="20" w:after="20"/>
+              <w:jc w:val="center"/>
+            </w:pPr>
+            <w:r/>
+          </w:p>
+        </w:tc>
+      </w:tr>
+    </w:tbl>
+    <w:p>
+      <w:pPr>
+        <w:keepNext w:val="0"/>
+        <w:spacing w:before="0" w:after="0" w:lineRule="exact" w:line="120"/>
+      </w:pPr>
+    </w:p>
+    <w:tbl>
+      <w:tblPr>
+        <w:jc w:val="center"/>
+        <w:tblLook w:firstColumn="1" w:firstRow="1" w:lastColumn="0" w:lastRow="0" w:noHBand="0" w:noVBand="1" w:val="04A0"/>
+        <w:tblLayout w:type="fixed"/>
+        <w:tblW w:type="pct" w:w="5000"/>
+        <w:tblInd w:type="dxa" w:w="0"/>
+        <w:tblBorders>
+          <w:top w:val="single" w:sz="4" w:space="0" w:color="2B547E"/>
+          <w:left w:val="single" w:sz="4" w:space="0" w:color="2B547E"/>
+          <w:bottom w:val="single" w:sz="4" w:space="0" w:color="2B547E"/>
+          <w:right w:val="single" w:sz="4" w:space="0" w:color="2B547E"/>
+          <w:insideH w:val="single" w:sz="4" w:space="0" w:color="2B547E"/>
+          <w:insideV w:val="single" w:sz="4" w:space="0" w:color="2B547E"/>
+        </w:tblBorders>
+      </w:tblPr>
+      <w:tblGrid>
+        <w:gridCol w:w="3288"/>
+        <w:gridCol w:w="7178"/>
+      </w:tblGrid>
+      <w:tr>
+        <w:trPr>
+          <w:cantSplit/>
+        </w:trPr>
+        <w:tc>
+          <w:tcPr>
+            <w:shd w:val="clear" w:color="auto" w:fill="F2F2F2"/>
+            <w:vAlign w:val="center"/>
+            <w:tcW w:type="pct" w:w="1570"/>
+          </w:tcPr>
+          <w:p>
+            <w:pPr>
+              <w:spacing w:before="20" w:after="20"/>
+              <w:jc w:val="left"/>
+            </w:pPr>
+            <w:r/>
+            <w:r>
+              <w:rPr>
+                <w:rFonts w:ascii="Calibri" w:hAnsi="Calibri"/>
+                <w:b/>
+                <w:i w:val="0"/>
+                <w:color w:val="000000"/>
+                <w:sz w:val="20"/>
+              </w:rPr>
+              <w:t>Ретенциони мостри вклучени во количината (број / g)</w:t>
+            </w:r>
+            <w:r>
+              <w:rPr>
+                <w:rFonts w:ascii="Calibri" w:hAnsi="Calibri"/>
+                <w:b w:val="0"/>
+                <w:i w:val="0"/>
+                <w:color w:val="000000"/>
+                <w:sz w:val="16"/>
+              </w:rPr>
+              <w:t xml:space="preserve"> | </w:t>
+            </w:r>
+            <w:r>
+              <w:rPr>
+                <w:rFonts w:ascii="Calibri" w:hAnsi="Calibri"/>
+                <w:b w:val="0"/>
+                <w:i w:val="0"/>
+                <w:color w:val="000000"/>
+                <w:sz w:val="16"/>
+              </w:rPr>
+              <w:t>Retention samples included in the quantity (number / g)</w:t>
+            </w:r>
+          </w:p>
+        </w:tc>
+        <w:tc>
+          <w:tcPr>
+            <w:vAlign w:val="center"/>
+            <w:tcW w:type="pct" w:w="3429"/>
           </w:tcPr>
           <w:p>
             <w:pPr>
